--- a/docs/Bao_Cao_Du_An.docx
+++ b/docs/Bao_Cao_Du_An.docx
@@ -3862,7 +3862,7 @@
           <w:b/>
           <w:sz w:val="26"/>
         </w:rPr>
-        <w:t>3.2. ASP.NET Core MVC</w:t>
+        <w:t>3.5. Authentication và Authorization</w:t>
       </w:r>
     </w:p>
     <w:p>
@@ -3872,13 +3872,20 @@
         <w:jc w:val="both"/>
       </w:pPr>
       <w:r>
+        <w:t>Trong hệ thống quản trị doanh nghiệp OmniBizAI, hai cơ chế bảo mật quan trọng nhất là Authentication (Xác thực danh tính) và Authorization (Phân quyền truy cập). Hai khái niệm này tuy liên quan chặt chẽ nhưng có vai trò và thời điểm hoạt động khác nhau trong vòng đời xử lý mỗi yêu cầu của hệ thống.</w:t>
+      </w:r>
+    </w:p>
+    <w:p>
+      <w:pPr>
+        <w:spacing w:before="200" w:after="120"/>
+        <w:jc w:val="left"/>
+      </w:pPr>
+      <w:r>
         <w:rPr>
           <w:b/>
+          <w:sz w:val="26"/>
         </w:rPr>
-        <w:t xml:space="preserve">- ASP.NET Core MVC là gì: </w:t>
-      </w:r>
-      <w:r>
-        <w:t>ASP.NET Core MVC là một framework phát triển ứng dụng web nguồn mở, đa nền tảng (cross-platform) do Microsoft xây dựng và phát hành. Đây là phiên bản tái thiết kế hoàn toàn từ ASP.NET MVC truyền thống, được tối ưu hóa cho hiệu năng cao, kiến trúc module linh hoạt và hỗ trợ triển khai (deployment) trên cả Windows lẫn Linux. Framework này cung cấp đầy đủ các tính năng cần thiết để xây dựng các ứng dụng web doanh nghiệp phức tạp như hệ thống OmniBizAI.</w:t>
+        <w:t>3.5.1. Authentication (Xác thực danh tính)</w:t>
       </w:r>
     </w:p>
     <w:p>
@@ -3888,13 +3895,68 @@
         <w:jc w:val="both"/>
       </w:pPr>
       <w:r>
+        <w:t>Authentication là quá trình hệ thống xác minh danh tính của người dùng: trả lời câu hỏi "Bạn là ai?". Khi người dùng gửi yêu cầu đăng nhập với email và mật khẩu, hệ thống sẽ kiểm tra thông tin này trong cơ sở dữ liệu. Nếu hợp lệ, ASP.NET Core Identity sẽ cấp cho người dùng một phiên đăng nhập (Authentication Cookie) được lưu trữ an toàn trong trình duyệt, dùng để xác thực tự động cho các yêu cầu tiếp theo mà không cần nhập lại thông tin.</w:t>
+      </w:r>
+    </w:p>
+    <w:p>
+      <w:pPr>
+        <w:spacing w:line="360" w:lineRule="auto" w:after="80"/>
+        <w:ind w:firstLine="567"/>
+        <w:jc w:val="both"/>
+      </w:pPr>
+      <w:r>
         <w:rPr>
           <w:b/>
         </w:rPr>
-        <w:t xml:space="preserve">- Kiến trúc Razor Pages &amp; Tag Helpers: </w:t>
+        <w:t xml:space="preserve">- Cơ chế Cookie-based: </w:t>
       </w:r>
       <w:r>
-        <w:t>ASP.NET Core MVC sử dụng cú pháp Razor (.cshtml) để nhúng mã C# trực tiếp vào trong mã HTML, giúp render nội dung động phía máy chủ một cách linh hoạt. Tag Helpers là tính năng đặc biệt cho phép các phần tử HTML trên View được liên kết trực tiếp với mã phía máy chủ như validation model, tạo URL route động và gọi các partial view theo cú pháp HTML thuần túy, giúp code sạch và dễ bảo trì hơn.</w:t>
+        <w:t>Hệ thống sử dụng ASP.NET Core Identity với cơ chế xác thực dựa trên cookie được mã hóa. Sau khi đăng nhập thành công, cookie được ký số bằng khóa bí mật phía máy chủ, ngăn chặn giả mạo.</w:t>
+      </w:r>
+    </w:p>
+    <w:p>
+      <w:pPr>
+        <w:spacing w:line="360" w:lineRule="auto" w:after="80"/>
+        <w:ind w:firstLine="567"/>
+        <w:jc w:val="both"/>
+      </w:pPr>
+      <w:r>
+        <w:rPr>
+          <w:b/>
+        </w:rPr>
+        <w:t xml:space="preserve">- Hash mật khẩu bảo mật: </w:t>
+      </w:r>
+      <w:r>
+        <w:t>Mật khẩu người dùng không bao giờ lưu trữ dưới dạng văn bản gốc (plain-text). Hệ thống áp dụng thuật toán PBKDF2 với salt ngẫu nhiên để băm và lưu trữ mật khẩu, đảm bảo an toàn ngay cả khi cơ sở dữ liệu bị truy cập trái phép.</w:t>
+      </w:r>
+    </w:p>
+    <w:p>
+      <w:pPr>
+        <w:spacing w:line="360" w:lineRule="auto" w:after="80"/>
+        <w:ind w:firstLine="567"/>
+        <w:jc w:val="both"/>
+      </w:pPr>
+      <w:r>
+        <w:rPr>
+          <w:b/>
+        </w:rPr>
+        <w:t xml:space="preserve">- Kiến trúc Multi-Tenant: </w:t>
+      </w:r>
+      <w:r>
+        <w:t>Mỗi người dùng thuộc về một Tenant (doanh nghiệp) riêng biệt. Thông tin TenantId được nhúng vào phiên đăng nhập để hệ thống tự động lọc dữ liệu, đảm bảo người dùng chỉ truy cập được dữ liệu của doanh nghiệp mình.</w:t>
+      </w:r>
+    </w:p>
+    <w:p>
+      <w:pPr>
+        <w:spacing w:before="240" w:after="120"/>
+        <w:jc w:val="left"/>
+      </w:pPr>
+      <w:r>
+        <w:rPr>
+          <w:b/>
+          <w:sz w:val="26"/>
+        </w:rPr>
+        <w:t>3.5.2. Authorization (Phân quyền truy cập — RBAC)</w:t>
       </w:r>
     </w:p>
     <w:p>
@@ -3904,13 +3966,448 @@
         <w:jc w:val="both"/>
       </w:pPr>
       <w:r>
+        <w:t>Authorization là quá trình hệ thống kiểm tra quyền hạn của người dùng đã xác thực: trả lời câu hỏi "Bạn được phép làm gì?". OmniBizAI áp dụng mô hình phân quyền dựa trên vai trò (RBAC — Role-Based Access Control), trong đó mỗi người dùng được gán một hoặc nhiều Role (vai trò). Mỗi Role quy định tập hợp các quyền hạn cụ thể mà người dùng đó được thực thi trên hệ thống. Khi truy cập vào một chức năng, hệ thống tự động kiểm tra Role của người dùng và chỉ cho phép thực hiện nếu Role đó có quyền.</w:t>
+      </w:r>
+    </w:p>
+    <w:p>
+      <w:pPr>
+        <w:spacing w:line="360" w:lineRule="auto" w:after="160"/>
+        <w:ind w:firstLine="567"/>
+        <w:jc w:val="both"/>
+      </w:pPr>
+      <w:r>
+        <w:t>Hệ thống OmniBizAI định nghĩa bốn vai trò (Role) chính, mỗi vai trò tương ứng với một cấp bậc quản lý và tập quyền hạn cụ thể, được tổng hợp trong bảng dưới đây:</w:t>
+      </w:r>
+    </w:p>
+    <w:p>
+      <w:pPr>
+        <w:spacing w:before="80" w:after="120"/>
+        <w:jc w:val="left"/>
+      </w:pPr>
+      <w:r>
         <w:rPr>
           <w:b/>
+          <w:i/>
+          <w:sz w:val="24"/>
         </w:rPr>
-        <w:t xml:space="preserve">- Middleware Pipeline &amp; Dependency Injection: </w:t>
+        <w:t>Bảng 2.1: Bảng phân quyền vai trò (RBAC) trong hệ thống OmniBizAI</w:t>
       </w:r>
+    </w:p>
+    <w:tbl>
+      <w:tblPr>
+        <w:tblStyle w:val="TableGrid"/>
+        <w:tblW w:type="auto" w:w="0"/>
+        <w:jc w:val="center"/>
+        <w:tblLook w:firstColumn="1" w:firstRow="1" w:lastColumn="0" w:lastRow="0" w:noHBand="0" w:noVBand="1" w:val="04A0"/>
+      </w:tblPr>
+      <w:tblGrid>
+        <w:gridCol w:w="3024"/>
+        <w:gridCol w:w="3024"/>
+        <w:gridCol w:w="3024"/>
+      </w:tblGrid>
+      <w:tr>
+        <w:tc>
+          <w:tcPr>
+            <w:tcW w:type="dxa" w:w="567"/>
+            <w:tcMar>
+              <w:top w:w="100" w:type="dxa"/>
+              <w:bottom w:w="100" w:type="dxa"/>
+              <w:left w:w="150" w:type="dxa"/>
+              <w:right w:w="150" w:type="dxa"/>
+            </w:tcMar>
+            <w:shd w:val="clear" w:color="auto" w:fill="F2F2F2"/>
+          </w:tcPr>
+          <w:p>
+            <w:pPr>
+              <w:jc w:val="center"/>
+            </w:pPr>
+            <w:r>
+              <w:rPr>
+                <w:b/>
+                <w:sz w:val="24"/>
+              </w:rPr>
+              <w:t>STT</w:t>
+            </w:r>
+          </w:p>
+        </w:tc>
+        <w:tc>
+          <w:tcPr>
+            <w:tcW w:type="dxa" w:w="3118"/>
+            <w:tcMar>
+              <w:top w:w="100" w:type="dxa"/>
+              <w:bottom w:w="100" w:type="dxa"/>
+              <w:left w:w="150" w:type="dxa"/>
+              <w:right w:w="150" w:type="dxa"/>
+            </w:tcMar>
+            <w:shd w:val="clear" w:color="auto" w:fill="F2F2F2"/>
+          </w:tcPr>
+          <w:p>
+            <w:pPr>
+              <w:jc w:val="center"/>
+            </w:pPr>
+            <w:r>
+              <w:rPr>
+                <w:b/>
+                <w:sz w:val="24"/>
+              </w:rPr>
+              <w:t>Vai trò (Role)</w:t>
+            </w:r>
+          </w:p>
+        </w:tc>
+        <w:tc>
+          <w:tcPr>
+            <w:tcW w:type="dxa" w:w="5102"/>
+            <w:tcMar>
+              <w:top w:w="100" w:type="dxa"/>
+              <w:bottom w:w="100" w:type="dxa"/>
+              <w:left w:w="150" w:type="dxa"/>
+              <w:right w:w="150" w:type="dxa"/>
+            </w:tcMar>
+            <w:shd w:val="clear" w:color="auto" w:fill="F2F2F2"/>
+          </w:tcPr>
+          <w:p>
+            <w:pPr>
+              <w:jc w:val="center"/>
+            </w:pPr>
+            <w:r>
+              <w:rPr>
+                <w:b/>
+                <w:sz w:val="24"/>
+              </w:rPr>
+              <w:t>Quyền hạn chính</w:t>
+            </w:r>
+          </w:p>
+        </w:tc>
+      </w:tr>
+      <w:tr>
+        <w:tc>
+          <w:tcPr>
+            <w:tcW w:type="dxa" w:w="567"/>
+            <w:tcMar>
+              <w:top w:w="100" w:type="dxa"/>
+              <w:bottom w:w="100" w:type="dxa"/>
+              <w:left w:w="150" w:type="dxa"/>
+              <w:right w:w="150" w:type="dxa"/>
+            </w:tcMar>
+          </w:tcPr>
+          <w:p>
+            <w:pPr>
+              <w:jc w:val="center"/>
+            </w:pPr>
+            <w:r>
+              <w:rPr>
+                <w:sz w:val="22"/>
+              </w:rPr>
+              <w:t>1</w:t>
+            </w:r>
+          </w:p>
+        </w:tc>
+        <w:tc>
+          <w:tcPr>
+            <w:tcW w:type="dxa" w:w="3118"/>
+            <w:tcMar>
+              <w:top w:w="100" w:type="dxa"/>
+              <w:bottom w:w="100" w:type="dxa"/>
+              <w:left w:w="150" w:type="dxa"/>
+              <w:right w:w="150" w:type="dxa"/>
+            </w:tcMar>
+          </w:tcPr>
+          <w:p>
+            <w:pPr>
+              <w:jc w:val="left"/>
+            </w:pPr>
+            <w:r>
+              <w:rPr>
+                <w:b/>
+                <w:sz w:val="22"/>
+              </w:rPr>
+              <w:t>SystemAdmin (Quản trị viên hệ thống)</w:t>
+            </w:r>
+          </w:p>
+        </w:tc>
+        <w:tc>
+          <w:tcPr>
+            <w:tcW w:type="dxa" w:w="5102"/>
+            <w:tcMar>
+              <w:top w:w="100" w:type="dxa"/>
+              <w:bottom w:w="100" w:type="dxa"/>
+              <w:left w:w="150" w:type="dxa"/>
+              <w:right w:w="150" w:type="dxa"/>
+            </w:tcMar>
+          </w:tcPr>
+          <w:p>
+            <w:pPr>
+              <w:jc w:val="left"/>
+            </w:pPr>
+            <w:r>
+              <w:rPr>
+                <w:sz w:val="22"/>
+              </w:rPr>
+              <w:t>Toàn quyền trên hệ thống: cấu hình Tenant, quản lý tài khoản người dùng, xem nhật ký hoạt động và cài đặt bảo mật.</w:t>
+            </w:r>
+          </w:p>
+        </w:tc>
+      </w:tr>
+      <w:tr>
+        <w:tc>
+          <w:tcPr>
+            <w:tcW w:type="dxa" w:w="567"/>
+            <w:tcMar>
+              <w:top w:w="100" w:type="dxa"/>
+              <w:bottom w:w="100" w:type="dxa"/>
+              <w:left w:w="150" w:type="dxa"/>
+              <w:right w:w="150" w:type="dxa"/>
+            </w:tcMar>
+          </w:tcPr>
+          <w:p>
+            <w:pPr>
+              <w:jc w:val="center"/>
+            </w:pPr>
+            <w:r>
+              <w:rPr>
+                <w:sz w:val="22"/>
+              </w:rPr>
+              <w:t>2</w:t>
+            </w:r>
+          </w:p>
+        </w:tc>
+        <w:tc>
+          <w:tcPr>
+            <w:tcW w:type="dxa" w:w="3118"/>
+            <w:tcMar>
+              <w:top w:w="100" w:type="dxa"/>
+              <w:bottom w:w="100" w:type="dxa"/>
+              <w:left w:w="150" w:type="dxa"/>
+              <w:right w:w="150" w:type="dxa"/>
+            </w:tcMar>
+          </w:tcPr>
+          <w:p>
+            <w:pPr>
+              <w:jc w:val="left"/>
+            </w:pPr>
+            <w:r>
+              <w:rPr>
+                <w:b/>
+                <w:sz w:val="22"/>
+              </w:rPr>
+              <w:t>Executive (Ban giám đốc)</w:t>
+            </w:r>
+          </w:p>
+        </w:tc>
+        <w:tc>
+          <w:tcPr>
+            <w:tcW w:type="dxa" w:w="5102"/>
+            <w:tcMar>
+              <w:top w:w="100" w:type="dxa"/>
+              <w:bottom w:w="100" w:type="dxa"/>
+              <w:left w:w="150" w:type="dxa"/>
+              <w:right w:w="150" w:type="dxa"/>
+            </w:tcMar>
+          </w:tcPr>
+          <w:p>
+            <w:pPr>
+              <w:jc w:val="left"/>
+            </w:pPr>
+            <w:r>
+              <w:rPr>
+                <w:sz w:val="22"/>
+              </w:rPr>
+              <w:t>Xem dashboard toàn diện, báo cáo tài chính, tiến độ OKR, nhận cảnh báo AI và xuất báo cáo tổng hợp.</w:t>
+            </w:r>
+          </w:p>
+        </w:tc>
+      </w:tr>
+      <w:tr>
+        <w:tc>
+          <w:tcPr>
+            <w:tcW w:type="dxa" w:w="567"/>
+            <w:tcMar>
+              <w:top w:w="100" w:type="dxa"/>
+              <w:bottom w:w="100" w:type="dxa"/>
+              <w:left w:w="150" w:type="dxa"/>
+              <w:right w:w="150" w:type="dxa"/>
+            </w:tcMar>
+          </w:tcPr>
+          <w:p>
+            <w:pPr>
+              <w:jc w:val="center"/>
+            </w:pPr>
+            <w:r>
+              <w:rPr>
+                <w:sz w:val="22"/>
+              </w:rPr>
+              <w:t>3</w:t>
+            </w:r>
+          </w:p>
+        </w:tc>
+        <w:tc>
+          <w:tcPr>
+            <w:tcW w:type="dxa" w:w="3118"/>
+            <w:tcMar>
+              <w:top w:w="100" w:type="dxa"/>
+              <w:bottom w:w="100" w:type="dxa"/>
+              <w:left w:w="150" w:type="dxa"/>
+              <w:right w:w="150" w:type="dxa"/>
+            </w:tcMar>
+          </w:tcPr>
+          <w:p>
+            <w:pPr>
+              <w:jc w:val="left"/>
+            </w:pPr>
+            <w:r>
+              <w:rPr>
+                <w:b/>
+                <w:sz w:val="22"/>
+              </w:rPr>
+              <w:t>DepartmentManager (Quản lý phòng ban)</w:t>
+            </w:r>
+          </w:p>
+        </w:tc>
+        <w:tc>
+          <w:tcPr>
+            <w:tcW w:type="dxa" w:w="5102"/>
+            <w:tcMar>
+              <w:top w:w="100" w:type="dxa"/>
+              <w:bottom w:w="100" w:type="dxa"/>
+              <w:left w:w="150" w:type="dxa"/>
+              <w:right w:w="150" w:type="dxa"/>
+            </w:tcMar>
+          </w:tcPr>
+          <w:p>
+            <w:pPr>
+              <w:jc w:val="left"/>
+            </w:pPr>
+            <w:r>
+              <w:rPr>
+                <w:sz w:val="22"/>
+              </w:rPr>
+              <w:t>Giao việc Kanban, duyệt đề xuất vận hành (nghỉ phép, mua sắm), đánh giá KPI nhân viên thuộc phòng ban.</w:t>
+            </w:r>
+          </w:p>
+        </w:tc>
+      </w:tr>
+      <w:tr>
+        <w:tc>
+          <w:tcPr>
+            <w:tcW w:type="dxa" w:w="567"/>
+            <w:tcMar>
+              <w:top w:w="100" w:type="dxa"/>
+              <w:bottom w:w="100" w:type="dxa"/>
+              <w:left w:w="150" w:type="dxa"/>
+              <w:right w:w="150" w:type="dxa"/>
+            </w:tcMar>
+          </w:tcPr>
+          <w:p>
+            <w:pPr>
+              <w:jc w:val="center"/>
+            </w:pPr>
+            <w:r>
+              <w:rPr>
+                <w:sz w:val="22"/>
+              </w:rPr>
+              <w:t>4</w:t>
+            </w:r>
+          </w:p>
+        </w:tc>
+        <w:tc>
+          <w:tcPr>
+            <w:tcW w:type="dxa" w:w="3118"/>
+            <w:tcMar>
+              <w:top w:w="100" w:type="dxa"/>
+              <w:bottom w:w="100" w:type="dxa"/>
+              <w:left w:w="150" w:type="dxa"/>
+              <w:right w:w="150" w:type="dxa"/>
+            </w:tcMar>
+          </w:tcPr>
+          <w:p>
+            <w:pPr>
+              <w:jc w:val="left"/>
+            </w:pPr>
+            <w:r>
+              <w:rPr>
+                <w:b/>
+                <w:sz w:val="22"/>
+              </w:rPr>
+              <w:t>Staff (Nhân viên)</w:t>
+            </w:r>
+          </w:p>
+        </w:tc>
+        <w:tc>
+          <w:tcPr>
+            <w:tcW w:type="dxa" w:w="5102"/>
+            <w:tcMar>
+              <w:top w:w="100" w:type="dxa"/>
+              <w:bottom w:w="100" w:type="dxa"/>
+              <w:left w:w="150" w:type="dxa"/>
+              <w:right w:w="150" w:type="dxa"/>
+            </w:tcMar>
+          </w:tcPr>
+          <w:p>
+            <w:pPr>
+              <w:jc w:val="left"/>
+            </w:pPr>
+            <w:r>
+              <w:rPr>
+                <w:sz w:val="22"/>
+              </w:rPr>
+              <w:t>Xem và cập nhật công việc được giao, gửi đề xuất vận hành, tự đánh giá KPI cá nhân, tương tác bình luận.</w:t>
+            </w:r>
+          </w:p>
+        </w:tc>
+      </w:tr>
+    </w:tbl>
+    <w:p>
+      <w:pPr>
+        <w:spacing w:before="280" w:after="120"/>
+        <w:jc w:val="center"/>
+      </w:pPr>
       <w:r>
-        <w:t>ASP.NET Core xây dựng vòng đời xử lý yêu cầu xoay quanh cơ chế Middleware Pipeline — cho phép các request đi qua hàng loạt lớp xử lý trung gian (authentication, logging, exception handling, CORS) trước khi đến Controller. Kết hợp với hệ thống Dependency Injection (DI) tích hợp sẵn, framework cho phép đăng ký và tiêm các dịch vụ (như AppServices, AI Copilot Service) vào Controller và các lớp khác một cách tự động, tạo ra kiến trúc ứng dụng có tính liên kết lỏng lẻo (loosely coupled) và dễ kiểm thử (testable).</w:t>
+        <w:drawing>
+          <wp:inline xmlns:a="http://schemas.openxmlformats.org/drawingml/2006/main" xmlns:pic="http://schemas.openxmlformats.org/drawingml/2006/picture">
+            <wp:extent cx="5029200" cy="5029200"/>
+            <wp:docPr id="2" name="Picture 2"/>
+            <wp:cNvGraphicFramePr>
+              <a:graphicFrameLocks noChangeAspect="1"/>
+            </wp:cNvGraphicFramePr>
+            <a:graphic>
+              <a:graphicData uri="http://schemas.openxmlformats.org/drawingml/2006/picture">
+                <pic:pic>
+                  <pic:nvPicPr>
+                    <pic:cNvPr id="0" name="authn_authz_diagram.png"/>
+                    <pic:cNvPicPr/>
+                  </pic:nvPicPr>
+                  <pic:blipFill>
+                    <a:blip r:embed="rId10"/>
+                    <a:stretch>
+                      <a:fillRect/>
+                    </a:stretch>
+                  </pic:blipFill>
+                  <pic:spPr>
+                    <a:xfrm>
+                      <a:off x="0" y="0"/>
+                      <a:ext cx="5029200" cy="5029200"/>
+                    </a:xfrm>
+                    <a:prstGeom prst="rect"/>
+                  </pic:spPr>
+                </pic:pic>
+              </a:graphicData>
+            </a:graphic>
+          </wp:inline>
+        </w:drawing>
+      </w:r>
+    </w:p>
+    <w:p>
+      <w:pPr>
+        <w:spacing w:after="240"/>
+        <w:jc w:val="center"/>
+      </w:pPr>
+      <w:r>
+        <w:rPr>
+          <w:b/>
+          <w:i/>
+          <w:sz w:val="22"/>
+        </w:rPr>
+        <w:t>Hình 2.2: Sơ đồ luồng Authentication và Authorization trong ASP.NET Core Middleware Pipeline</w:t>
       </w:r>
     </w:p>
     <w:p>
@@ -3920,222 +4417,27 @@
         <w:jc w:val="both"/>
       </w:pPr>
       <w:r>
+        <w:t xml:space="preserve">Trong mã nguồn ASP.NET Core MVC, việc bảo vệ các Action/Controller được thực hiện đơn giản và rõ ràng thông qua các attribute khai báo. Attribute </w:t>
+      </w:r>
+      <w:r>
         <w:rPr>
+          <w:rFonts w:ascii="Courier New" w:hAnsi="Courier New"/>
           <w:b/>
         </w:rPr>
-        <w:t xml:space="preserve">- Bảo mật &amp; Identity: </w:t>
+        <w:t>[Authorize]</w:t>
       </w:r>
       <w:r>
-        <w:t>Framework tích hợp hệ thống ASP.NET Core Identity hỗ trợ đầy đủ việc quản lý tài khoản người dùng, đăng nhập, đăng xuất và đặt lại mật khẩu. Dự án OmniBizAI khai thác tính năng Role-Based Authorization với các thuộc tính [Authorize(Roles = "...")] để kiểm soát quyền truy cập theo vai trò (Admin, Director, Manager, Staff) một cách chặt chẽ ngay tại tầng Controller.</w:t>
+        <w:t xml:space="preserve"> yêu cầu người dùng phải đăng nhập, còn attribute </w:t>
       </w:r>
-    </w:p>
-    <w:p>
-      <w:pPr>
-        <w:spacing w:before="360" w:after="160"/>
-        <w:jc w:val="left"/>
-      </w:pPr>
       <w:r>
         <w:rPr>
-          <w:b/>
-          <w:sz w:val="26"/>
-        </w:rPr>
-        <w:t>3.3. Entity Framework Core</w:t>
-      </w:r>
-    </w:p>
-    <w:p>
-      <w:pPr>
-        <w:spacing w:line="360" w:lineRule="auto" w:after="120"/>
-        <w:ind w:firstLine="567"/>
-        <w:jc w:val="both"/>
-      </w:pPr>
-      <w:r>
-        <w:rPr>
+          <w:rFonts w:ascii="Courier New" w:hAnsi="Courier New"/>
           <w:b/>
         </w:rPr>
-        <w:t xml:space="preserve">- Entity Framework Core là gì: </w:t>
+        <w:t>[Authorize(Roles = "Executive,SystemAdmin")]</w:t>
       </w:r>
       <w:r>
-        <w:t>Entity Framework Core (EF Core) là thư viện ORM (Object-Relational Mapping) nguồn mở chính thức của Microsoft dành cho nền tảng .NET. EF Core cho phép lập trình viên tương tác với cơ sở dữ liệu quan hệ (SQL Server) hoàn toàn bằng ngôn ngữ C# thông qua các đối tượng (Entity Classes) thay vì viết câu lệnh SQL thủ công, từ đó giảm thiểu lỗi cú pháp, tăng năng suất phát triển và đảm bảo tính nhất quán giữa code và cơ sở dữ liệu.</w:t>
-      </w:r>
-    </w:p>
-    <w:p>
-      <w:pPr>
-        <w:spacing w:line="360" w:lineRule="auto" w:after="120"/>
-        <w:ind w:firstLine="567"/>
-        <w:jc w:val="both"/>
-      </w:pPr>
-      <w:r>
-        <w:rPr>
-          <w:b/>
-        </w:rPr>
-        <w:t xml:space="preserve">- Code-First &amp; Migrations: </w:t>
-      </w:r>
-      <w:r>
-        <w:t>Dự án OmniBizAI áp dụng phương pháp Code-First: toàn bộ cấu trúc cơ sở dữ liệu (bảng, cột, ràng buộc khóa ngoại, chỉ mục) được định nghĩa thông qua các C# Entity Class trong mã nguồn. Mỗi khi có thay đổi cấu trúc (như thêm bảng OperationComment mới), công cụ Migration của EF Core tự động tạo ra script thay đổi cơ sở dữ liệu tương ứng và áp dụng mà không cần xóa dữ liệu hiện có.</w:t>
-      </w:r>
-    </w:p>
-    <w:p>
-      <w:pPr>
-        <w:spacing w:line="360" w:lineRule="auto" w:after="120"/>
-        <w:ind w:firstLine="567"/>
-        <w:jc w:val="both"/>
-      </w:pPr>
-      <w:r>
-        <w:rPr>
-          <w:b/>
-        </w:rPr>
-        <w:t xml:space="preserve">- LINQ Queries &amp; Performance: </w:t>
-      </w:r>
-      <w:r>
-        <w:t>EF Core cho phép truy vấn dữ liệu bằng LINQ (Language Integrated Query) — một cú pháp truy vấn kiểu C# mạnh mẽ, có kiểm tra kiểu tại compile-time. Các truy vấn LINQ được EF Core dịch sang SQL tối ưu trước khi gửi đến SQL Server. Tính năng Lazy Loading và Eager Loading (Include) được sử dụng linh hoạt để kiểm soát lượng dữ liệu truy vấn, tránh vấn đề N+1 Query và đảm bảo hiệu năng hệ thống.</w:t>
-      </w:r>
-    </w:p>
-    <w:p>
-      <w:pPr>
-        <w:spacing w:before="360" w:after="160"/>
-        <w:jc w:val="left"/>
-      </w:pPr>
-      <w:r>
-        <w:rPr>
-          <w:b/>
-          <w:sz w:val="26"/>
-        </w:rPr>
-        <w:t>3.4. Microsoft SQL Server</w:t>
-      </w:r>
-    </w:p>
-    <w:p>
-      <w:pPr>
-        <w:spacing w:line="360" w:lineRule="auto" w:after="120"/>
-        <w:ind w:firstLine="567"/>
-        <w:jc w:val="both"/>
-      </w:pPr>
-      <w:r>
-        <w:rPr>
-          <w:b/>
-        </w:rPr>
-        <w:t xml:space="preserve">- Microsoft SQL Server là gì: </w:t>
-      </w:r>
-      <w:r>
-        <w:t>Microsoft SQL Server là hệ quản trị cơ sở dữ liệu quan hệ (RDBMS) hàng đầu do Microsoft phát triển. SQL Server hỗ trợ đầy đủ ngôn ngữ truy vấn T-SQL, các stored procedures, triggers, views và các cơ chế bảo mật dữ liệu cấp hàng/cột. SQL Server được đánh giá cao về hiệu năng xử lý giao dịch (OLTP) và khả năng mở rộng, phù hợp với yêu cầu lưu trữ dữ liệu vận hành của các doanh nghiệp vừa và nhỏ.</w:t>
-      </w:r>
-    </w:p>
-    <w:p>
-      <w:pPr>
-        <w:spacing w:line="360" w:lineRule="auto" w:after="120"/>
-        <w:ind w:firstLine="567"/>
-        <w:jc w:val="both"/>
-      </w:pPr>
-      <w:r>
-        <w:rPr>
-          <w:b/>
-        </w:rPr>
-        <w:t xml:space="preserve">- Tính toàn vẹn dữ liệu &amp; ACID: </w:t>
-      </w:r>
-      <w:r>
-        <w:t>SQL Server đảm bảo tính toàn vẹn dữ liệu thông qua các ràng buộc (Primary Key, Foreign Key, Unique, Check Constraint) và tuân thủ đầy đủ các thuộc tính ACID (Atomicity, Consistency, Isolation, Durability) cho mọi giao dịch. Điều này đặc biệt quan trọng với OmniBizAI khi các thao tác nghiệp vụ phức tạp (như tạo đơn hàng kèm xuất kho và ghi nhận tài chính) phải được thực hiện nguyên tử, tránh dữ liệu không nhất quán.</w:t>
-      </w:r>
-    </w:p>
-    <w:p>
-      <w:pPr>
-        <w:spacing w:line="360" w:lineRule="auto" w:after="120"/>
-        <w:ind w:firstLine="567"/>
-        <w:jc w:val="both"/>
-      </w:pPr>
-      <w:r>
-        <w:rPr>
-          <w:b/>
-        </w:rPr>
-        <w:t xml:space="preserve">- Hiệu năng &amp; Chỉ mục (Indexing): </w:t>
-      </w:r>
-      <w:r>
-        <w:t>Hệ thống áp dụng chiến lược đánh chỉ mục (indexing) thông minh cho các cột thường xuyên được lọc và sắp xếp như TenantId, UserId, CreatedAt và Status. Ngoài ra, SQL Server cung cấp tính năng Query Execution Plan và Dynamic Management Views (DMVs) giúp lập trình viên phân tích và tối ưu hóa các câu truy vấn chậm, đảm bảo thời gian phản hồi trang web luôn ở mức chấp nhận được.</w:t>
-      </w:r>
-    </w:p>
-    <w:p>
-      <w:pPr>
-        <w:spacing w:before="360" w:after="160"/>
-        <w:jc w:val="left"/>
-      </w:pPr>
-      <w:r>
-        <w:rPr>
-          <w:b/>
-          <w:sz w:val="26"/>
-        </w:rPr>
-        <w:t>3.5. Ứng dụng Trí tuệ nhân tạo (AI) trong hệ thống</w:t>
-      </w:r>
-    </w:p>
-    <w:p>
-      <w:pPr>
-        <w:spacing w:line="360" w:lineRule="auto" w:after="120"/>
-        <w:ind w:firstLine="567"/>
-        <w:jc w:val="both"/>
-      </w:pPr>
-      <w:r>
-        <w:t>Hệ thống OmniBizAI tích hợp nhiều module Trí tuệ nhân tạo (AI) nhằm nâng cao khả năng tự động hóa quy trình và hỗ trợ ra quyết định chiến lược cho ban lãnh đạo doanh nghiệp. Các ứng dụng AI trong hệ thống bao gồm:</w:t>
-      </w:r>
-    </w:p>
-    <w:p>
-      <w:pPr>
-        <w:spacing w:line="360" w:lineRule="auto" w:after="120"/>
-        <w:ind w:firstLine="567"/>
-        <w:jc w:val="both"/>
-      </w:pPr>
-      <w:r>
-        <w:rPr>
-          <w:b/>
-        </w:rPr>
-        <w:t xml:space="preserve">- AI Copilot – Trợ lý ảo tương tác ngôn ngữ tự nhiên: </w:t>
-      </w:r>
-      <w:r>
-        <w:t>Tích hợp API mô hình ngôn ngữ lớn (LLM) để xây dựng trợ lý ảo AI Copilot có khả năng hiểu và phản hồi các câu hỏi bằng tiếng Việt tự nhiên. Copilot được kết nối trực tiếp với cơ sở dữ liệu hệ thống qua tầng dịch vụ (Service Layer), cho phép Giám đốc tra cứu tức thì các thông tin như: 'Doanh thu tháng này so với tháng trước?', 'Có bao nhiêu nhân viên đang nghỉ phép?', 'Thiết bị nào đang có sự cố?'</w:t>
-      </w:r>
-    </w:p>
-    <w:p>
-      <w:pPr>
-        <w:spacing w:line="360" w:lineRule="auto" w:after="120"/>
-        <w:ind w:firstLine="567"/>
-        <w:jc w:val="both"/>
-      </w:pPr>
-      <w:r>
-        <w:rPr>
-          <w:b/>
-        </w:rPr>
-        <w:t xml:space="preserve">- Dự báo SLA (SLA Forecasting): </w:t>
-      </w:r>
-      <w:r>
-        <w:t>Module phân tích dữ liệu lịch sử xử lý yêu cầu vận hành để dự báo thời gian hoàn thành dự kiến (Estimated Completion Time) cho từng yêu cầu mới. Hệ thống học theo mẫu độ phức tạp, loại yêu cầu và tải trọng công việc hiện tại của phòng ban để đưa ra ước tính thời hạn SLA thực tế, giúp người phụ trách chủ động phân công nguồn lực và cam kết tiến độ với khách hàng.</w:t>
-      </w:r>
-    </w:p>
-    <w:p>
-      <w:pPr>
-        <w:spacing w:line="360" w:lineRule="auto" w:after="120"/>
-        <w:ind w:firstLine="567"/>
-        <w:jc w:val="both"/>
-      </w:pPr>
-      <w:r>
-        <w:rPr>
-          <w:b/>
-        </w:rPr>
-        <w:t xml:space="preserve">- Phát hiện bất thường (Anomaly Detection): </w:t>
-      </w:r>
-      <w:r>
-        <w:t>Hệ thống liên tục giám sát các luồng dữ liệu vận hành (chi phí, tiến độ thiết bị, khối lượng đơn hàng) và tự động so sánh với các ngưỡng định mức đã thiết lập. Khi phát hiện bất thường như chi phí vượt ngân sách bộ phận, tần suất sự cố thiết bị tăng đột biến, hoặc hiệu suất nhân viên sụt giảm bất thường, hệ thống tự động kích hoạt cảnh báo (Alert Notification) và đề xuất nguyên nhân có thể để Giám đốc/Trưởng phòng kịp thời xử lý.</w:t>
-      </w:r>
-    </w:p>
-    <w:p>
-      <w:pPr>
-        <w:spacing w:line="360" w:lineRule="auto" w:after="120"/>
-        <w:ind w:firstLine="567"/>
-        <w:jc w:val="both"/>
-      </w:pPr>
-      <w:r>
-        <w:rPr>
-          <w:b/>
-        </w:rPr>
-        <w:t xml:space="preserve">- Phân tích &amp; Khuyến nghị hiệu suất KPI/OKR: </w:t>
-      </w:r>
-      <w:r>
-        <w:t>AI phân tích dữ liệu hoàn thành KPI và tiến độ OKR của từng nhân viên/phòng ban theo chu kỳ, so sánh với mục tiêu đề ra và đưa ra các khuyến nghị cải thiện cụ thể. Ví dụ: đề xuất phân công lại nhiệm vụ khi một thành viên bị quá tải, hoặc gợi ý điều chỉnh mục tiêu OKR quý tiếp theo dựa trên năng lực thực tế của đội nhóm.</w:t>
+        <w:t xml:space="preserve"> giới hạn truy cập chỉ dành cho các vai trò được chỉ định. Nhờ cơ chế Middleware Pipeline của ASP.NET Core, kiểm tra phân quyền được áp dụng nhất quán trước khi bất kỳ logic nghiệp vụ nào được thực thi, đảm bảo tính bảo mật toàn diện cho toàn bộ hệ thống.</w:t>
       </w:r>
     </w:p>
     <w:sectPr>
